--- a/Core Java/Java by SDET QA/001_Java.docx
+++ b/Core Java/Java by SDET QA/001_Java.docx
@@ -1087,18 +1087,38 @@
           <w:numId w:val="21"/>
         </w:numPr>
       </w:pPr>
-      <w:proofErr w:type="gramStart"/>
-      <w:r>
-        <w:t>IDE  (</w:t>
-      </w:r>
-      <w:proofErr w:type="gramEnd"/>
-      <w:r>
-        <w:t>Eclipse)</w:t>
+      <w:r>
+        <w:t>IDE  (Eclipse)</w:t>
       </w:r>
     </w:p>
     <w:p/>
     <w:p/>
-    <w:p/>
+    <w:p>
+      <w:r>
+        <w:lastRenderedPageBreak/>
+        <w:t xml:space="preserve">Variables </w:t>
+      </w:r>
+      <w:r>
+        <w:br/>
+        <w:t>datatypes</w:t>
+      </w:r>
+      <w:r>
+        <w:br/>
+        <w:t>conditions</w:t>
+      </w:r>
+      <w:r>
+        <w:br/>
+        <w:t>loops</w:t>
+      </w:r>
+      <w:r>
+        <w:br/>
+        <w:t>arrays</w:t>
+      </w:r>
+      <w:r>
+        <w:br/>
+        <w:t>methods</w:t>
+      </w:r>
+    </w:p>
     <w:p/>
     <w:p/>
     <w:p/>
